--- a/01-politicas/POL-SGSI-05 - Política de gestión de parches y actualizacion.docx
+++ b/01-politicas/POL-SGSI-05 - Política de gestión de parches y actualizacion.docx
@@ -1704,6 +1704,23 @@
       </w:r>
     </w:p>
     <w:p>
+      <w:r>
+        <w:rPr>
+          <w:b/>
+        </w:rPr>
+        <w:t xml:space="preserve">Procedimiento(s) vinculado(s): </w:t>
+      </w:r>
+      <w:hyperlink r:id="rIdLnk1" w:history="1">
+        <w:r>
+          <w:rPr>
+            <w:color w:val="0563C1"/>
+            <w:u w:val="single"/>
+          </w:rPr>
+          <w:t xml:space="preserve">PROC-SGSI-01 — Procedimiento de actualización y gestión de parches</w:t>
+        </w:r>
+      </w:hyperlink>
+    </w:p>
+    <w:p>
       <w:pPr>
         <w:spacing w:after="40"/>
       </w:pPr>
